--- a/docs/a traduire/6/Chapter_VI_Consequences_France_Europe_EN.docx
+++ b/docs/a traduire/6/Chapter_VI_Consequences_France_Europe_EN.docx
@@ -1306,7 +1306,7 @@
           <w:color w:val="202020"/>
           <w:sz w:val="22"/>
         </w:rPr>
-        <w:t>Configuration 2: Energy and Application Hub (scenario C). France exploits its nuclear advantage to become the energy center of gravity for AI in Europe. Mistral Compute and Gigafactories provide competitive local compute for inference and fine-tuning. French companies are sovereign in application but dependent on US hardware. On raw compute, the US/EU ratio drops from 17.6:1 in 2025 toward 8-10:1 in 2030; on CACI Power Mode, the gap closes from 3.46:1 toward 2.0-2.5:1. Brain drain is slowed by the existence of an attractive local ecosystem.</w:t>
+        <w:t>Configuration 2: Energy and Application Hub (scenario C). France exploits its nuclear advantage to become the energy center of gravity for AI in Europe. Mistral Compute and Gigafactories provide competitive local compute for inference and fine-tuning. French companies are sovereign in application but dependent on US hardware. On raw compute, the US/EU ratio drops from 17.6:1 in 2025 toward 8-10:1 in 2030; on CACI Power Mode, the gap closes from 3.64:1 toward 2.0-2.5:1. Brain drain is slowed by the existence of an attractive local ecosystem.</w:t>
       </w:r>
     </w:p>
     <w:p>

--- a/docs/a traduire/6/Chapter_VI_Consequences_France_Europe_EN.docx
+++ b/docs/a traduire/6/Chapter_VI_Consequences_France_Europe_EN.docx
@@ -1306,7 +1306,7 @@
           <w:color w:val="202020"/>
           <w:sz w:val="22"/>
         </w:rPr>
-        <w:t>Configuration 2: Energy and Application Hub (scenario C). France exploits its nuclear advantage to become the energy center of gravity for AI in Europe. Mistral Compute and Gigafactories provide competitive local compute for inference and fine-tuning. French companies are sovereign in application but dependent on US hardware. On raw compute, the US/EU ratio drops from 17.6:1 in 2025 toward 8-10:1 in 2030; on CACI Power Mode, the gap closes from 3.64:1 toward 2.0-2.5:1. Brain drain is slowed by the existence of an attractive local ecosystem.</w:t>
+        <w:t>Configuration 2: Energy and Application Hub (scenario C). France exploits its nuclear advantage to become the energy center of gravity for AI in Europe. Mistral Compute and Gigafactories provide competitive local compute for inference and fine-tuning. French companies are sovereign in application but dependent on US hardware. On raw compute, the US/EU ratio drops from 17.6:1 in 2025 toward 8-10:1 in 2030; on CACI Power Mode, the gap closes from 3.47:1 toward 2.0-2.5:1. Brain drain is slowed by the existence of an attractive local ecosystem.</w:t>
       </w:r>
     </w:p>
     <w:p>

--- a/docs/a traduire/6/Chapter_VI_Consequences_France_Europe_EN.docx
+++ b/docs/a traduire/6/Chapter_VI_Consequences_France_Europe_EN.docx
@@ -99,7 +99,7 @@
                 <w:color w:val="1A2744"/>
                 <w:sz w:val="22"/>
               </w:rPr>
-              <w:t>76.9% of global operational AI compute = USA</w:t>
+              <w:t>78.9% of global operational AI compute = USA</w:t>
             </w:r>
           </w:p>
         </w:tc>
@@ -141,7 +141,7 @@
                 <w:color w:val="1A2744"/>
                 <w:sz w:val="22"/>
               </w:rPr>
-              <w:t>3.46:1 US/EU CACI ratio (Power Mode)</w:t>
+              <w:t>3.47:1 US/EU CACI ratio (Power Mode)</w:t>
             </w:r>
           </w:p>
         </w:tc>
